--- a/Entregas/Sprint 1/Desenvolvimento Frontend/H4 - Criar interface de upload drag-and-drop/PSP2 - S1T20 - Preview de Documentos.docx
+++ b/Entregas/Sprint 1/Desenvolvimento Frontend/H4 - Criar interface de upload drag-and-drop/PSP2 - S1T20 - Preview de Documentos.docx
@@ -46,6 +46,62 @@
       </w:pPr>
       <w:r>
         <w:t xml:space="preserve"/>
+      </w:r>
+    </w:p>
+    <w:p>
+      <w:pPr>
+        <w:pStyle w:val="Heading2"/>
+        <w:spacing w:after="180" w:before="120"/>
+      </w:pPr>
+      <w:r>
+        <w:rPr>
+          <w:rFonts w:ascii="Arial" w:cs="Arial" w:eastAsia="Arial" w:hAnsi="Arial"/>
+          <w:b/>
+          <w:bCs/>
+          <w:color w:val="1F3864"/>
+          <w:sz w:val="28"/>
+          <w:szCs w:val="28"/>
+        </w:rPr>
+        <w:t xml:space="preserve">📖 Em palavras simples</w:t>
+      </w:r>
+    </w:p>
+    <w:p>
+      <w:pPr>
+        <w:spacing w:after="180"/>
+      </w:pPr>
+      <w:r>
+        <w:rPr>
+          <w:rFonts w:ascii="Arial" w:cs="Arial" w:eastAsia="Arial" w:hAnsi="Arial"/>
+          <w:sz w:val="22"/>
+          <w:szCs w:val="22"/>
+        </w:rPr>
+        <w:t xml:space="preserve">Depois que o sistema processou um documento, o aluno quer dar uma olhada no resultado antes de ir buscar no Drive. Essa entrega é o painel lateral que abre quando o aluno clica num card do dashboard, mostrando o conteúdo sintetizado (em Markdown) ali mesmo na tela.</w:t>
+      </w:r>
+    </w:p>
+    <w:p>
+      <w:pPr>
+        <w:spacing w:after="180"/>
+      </w:pPr>
+      <w:r>
+        <w:rPr>
+          <w:rFonts w:ascii="Arial" w:cs="Arial" w:eastAsia="Arial" w:hAnsi="Arial"/>
+          <w:sz w:val="22"/>
+          <w:szCs w:val="22"/>
+        </w:rPr>
+        <w:t xml:space="preserve">É um “preview”: vê e fecha, sem ter que baixar nada. Mostra o resumo na formatação correta (com cabeçalhos, listas, tabelas, fórmulas), e dá pra trocar entre a versão completa, a versão compacta e a cola sem sair da tela. Versão mais elaborada (LaTeX renderizado, syntax highlight) fica pra próxima iteração.</w:t>
+      </w:r>
+    </w:p>
+    <w:p>
+      <w:pPr>
+        <w:spacing w:after="180"/>
+      </w:pPr>
+      <w:r>
+        <w:rPr>
+          <w:rFonts w:ascii="Arial" w:cs="Arial" w:eastAsia="Arial" w:hAnsi="Arial"/>
+          <w:sz w:val="22"/>
+          <w:szCs w:val="22"/>
+        </w:rPr>
+        <w:t xml:space="preserve">Por que isso importa? Sem preview, o aluno teria que esperar exportação pro Drive (mais 10 segundos) só pra ver se o resumo ficou bom. Com preview instantâneo, o ciclo de feedback é curto: o aluno avalia rapidamente, identifica resumos ruins, e isso vira input pros testes com usuários reais na Sprint 3.</w:t>
       </w:r>
     </w:p>
     <w:p>
